--- a/SITP/DBMS/Notes/M10_Recovery_Backup.docx
+++ b/SITP/DBMS/Notes/M10_Recovery_Backup.docx
@@ -60,7 +60,7 @@
         </w:p>
       </w:sdtContent>
     </w:sdt>
-    <w:bookmarkStart w:id="54" w:name="module-10-recovery-backup"/>
+    <w:bookmarkStart w:id="60" w:name="module-10-recovery-backup"/>
     <w:p>
       <w:pPr>
         <w:pStyle w:val="Heading1"/>
@@ -1862,7 +1862,7 @@
       </w:r>
     </w:p>
     <w:bookmarkEnd w:id="16"/>
-    <w:bookmarkStart w:id="21" w:name="deferred-vs-immediate-update"/>
+    <w:bookmarkStart w:id="22" w:name="deferred-vs-immediate-update"/>
     <w:p>
       <w:pPr>
         <w:pStyle w:val="Heading2"/>
@@ -2383,7 +2383,273 @@
         <w:t xml:space="preserve">changes might not have been flushed yet).</w:t>
       </w:r>
     </w:p>
-    <w:bookmarkStart w:id="20" w:name="Xbd985e17256c0e801c1c23ada983269e877b17c"/>
+    <w:bookmarkStart w:id="20" w:name="X4da25719e6d652196a037a8ce466b5307d87755"/>
+    <w:p>
+      <w:pPr>
+        <w:pStyle w:val="Heading3"/>
+      </w:pPr>
+      <w:r>
+        <w:t xml:space="preserve">10.3A Worked side-by-side — same log, two update strategies</w:t>
+      </w:r>
+    </w:p>
+    <w:p>
+      <w:pPr>
+        <w:pStyle w:val="FirstParagraph"/>
+      </w:pPr>
+      <w:r>
+        <w:t xml:space="preserve">Take one log and one crash, and see how the recovery action differs:</w:t>
+      </w:r>
+    </w:p>
+    <w:p>
+      <w:pPr>
+        <w:pStyle w:val="SourceCode"/>
+      </w:pPr>
+      <w:r>
+        <w:rPr>
+          <w:rStyle w:val="VerbatimChar"/>
+        </w:rPr>
+        <w:t xml:space="preserve">LOG:  ⟨T1,start⟩  ⟨T1,A,100,150⟩  ⟨T1,COMMIT⟩  ⟨T2,start⟩  ⟨T2,B,50,80⟩  --CRASH--</w:t>
+      </w:r>
+    </w:p>
+    <w:p>
+      <w:pPr>
+        <w:pStyle w:val="SourceCode"/>
+      </w:pPr>
+      <w:r>
+        <w:rPr>
+          <w:rStyle w:val="VerbatimChar"/>
+        </w:rPr>
+        <w:t xml:space="preserve">                     DEFERRED (NO-UNDO/REDO)          IMMEDIATE (UNDO/REDO)</w:t>
+      </w:r>
+      <w:r>
+        <w:br/>
+      </w:r>
+      <w:r>
+        <w:rPr>
+          <w:rStyle w:val="VerbatimChar"/>
+        </w:rPr>
+        <w:t xml:space="preserve"> T1 (committed)      REDO: set A = 150                REDO: set A = 150</w:t>
+      </w:r>
+      <w:r>
+        <w:br/>
+      </w:r>
+      <w:r>
+        <w:rPr>
+          <w:rStyle w:val="VerbatimChar"/>
+        </w:rPr>
+        <w:t xml:space="preserve"> T2 (uncommitted)   *nothing* -- T2's write never    UNDO: set B back to 50</w:t>
+      </w:r>
+      <w:r>
+        <w:br/>
+      </w:r>
+      <w:r>
+        <w:rPr>
+          <w:rStyle w:val="VerbatimChar"/>
+        </w:rPr>
+        <w:t xml:space="preserve">                     reached disk (deferred)          (its dirty page MAY be on disk)</w:t>
+      </w:r>
+    </w:p>
+    <w:p>
+      <w:pPr>
+        <w:pStyle w:val="BlockText"/>
+      </w:pPr>
+      <w:r>
+        <w:rPr>
+          <w:b/>
+          <w:bCs/>
+        </w:rPr>
+        <w:t xml:space="preserve">Read the difference off the strategy.</w:t>
+      </w:r>
+      <w:r>
+        <w:t xml:space="preserve"> </w:t>
+      </w:r>
+      <w:r>
+        <w:t xml:space="preserve">Deferred update writes to the database</w:t>
+      </w:r>
+      <w:r>
+        <w:t xml:space="preserve"> </w:t>
+      </w:r>
+      <w:r>
+        <w:rPr>
+          <w:b/>
+          <w:bCs/>
+        </w:rPr>
+        <w:t xml:space="preserve">only after commit</w:t>
+      </w:r>
+      <w:r>
+        <w:t xml:space="preserve">, so T2’s</w:t>
+      </w:r>
+      <w:r>
+        <w:t xml:space="preserve"> </w:t>
+      </w:r>
+      <w:r>
+        <w:rPr>
+          <w:rStyle w:val="VerbatimChar"/>
+        </w:rPr>
+        <w:t xml:space="preserve">B=80</w:t>
+      </w:r>
+      <w:r>
+        <w:t xml:space="preserve"> </w:t>
+      </w:r>
+      <w:r>
+        <w:t xml:space="preserve">was never applied to disk →</w:t>
+      </w:r>
+      <w:r>
+        <w:t xml:space="preserve"> </w:t>
+      </w:r>
+      <w:r>
+        <w:rPr>
+          <w:b/>
+          <w:bCs/>
+        </w:rPr>
+        <w:t xml:space="preserve">nothing to</w:t>
+      </w:r>
+      <w:r>
+        <w:rPr>
+          <w:b/>
+          <w:bCs/>
+        </w:rPr>
+        <w:t xml:space="preserve"> </w:t>
+      </w:r>
+      <w:r>
+        <w:rPr>
+          <w:b/>
+          <w:bCs/>
+        </w:rPr>
+        <w:t xml:space="preserve">undo</w:t>
+      </w:r>
+      <w:r>
+        <w:t xml:space="preserve">. Immediate update</w:t>
+      </w:r>
+      <w:r>
+        <w:t xml:space="preserve"> </w:t>
+      </w:r>
+      <w:r>
+        <w:rPr>
+          <w:b/>
+          <w:bCs/>
+        </w:rPr>
+        <w:t xml:space="preserve">may</w:t>
+      </w:r>
+      <w:r>
+        <w:t xml:space="preserve"> </w:t>
+      </w:r>
+      <w:r>
+        <w:t xml:space="preserve">have flushed T2’s dirty page before the crash → we</w:t>
+      </w:r>
+      <w:r>
+        <w:t xml:space="preserve"> </w:t>
+      </w:r>
+      <w:r>
+        <w:rPr>
+          <w:b/>
+          <w:bCs/>
+        </w:rPr>
+        <w:t xml:space="preserve">must undo</w:t>
+      </w:r>
+      <w:r>
+        <w:t xml:space="preserve"> </w:t>
+      </w:r>
+      <w:r>
+        <w:t xml:space="preserve">it back to the old value</w:t>
+      </w:r>
+      <w:r>
+        <w:t xml:space="preserve"> </w:t>
+      </w:r>
+      <w:r>
+        <w:rPr>
+          <w:rStyle w:val="VerbatimChar"/>
+        </w:rPr>
+        <w:t xml:space="preserve">50</w:t>
+      </w:r>
+      <w:r>
+        <w:t xml:space="preserve">. Both strategies</w:t>
+      </w:r>
+      <w:r>
+        <w:t xml:space="preserve"> </w:t>
+      </w:r>
+      <w:r>
+        <w:rPr>
+          <w:b/>
+          <w:bCs/>
+        </w:rPr>
+        <w:t xml:space="preserve">REDO</w:t>
+      </w:r>
+      <w:r>
+        <w:t xml:space="preserve"> </w:t>
+      </w:r>
+      <w:r>
+        <w:t xml:space="preserve">the committed</w:t>
+      </w:r>
+      <w:r>
+        <w:t xml:space="preserve"> </w:t>
+      </w:r>
+      <w:r>
+        <w:t xml:space="preserve">T1, because with</w:t>
+      </w:r>
+      <w:r>
+        <w:t xml:space="preserve"> </w:t>
+      </w:r>
+      <w:r>
+        <w:rPr>
+          <w:b/>
+          <w:bCs/>
+        </w:rPr>
+        <w:t xml:space="preserve">NO-FORCE</w:t>
+      </w:r>
+      <w:r>
+        <w:t xml:space="preserve"> </w:t>
+      </w:r>
+      <w:r>
+        <w:t xml:space="preserve">even a committed txn’s page may not have been flushed</w:t>
+      </w:r>
+      <w:r>
+        <w:t xml:space="preserve"> </w:t>
+      </w:r>
+      <w:r>
+        <w:t xml:space="preserve">yet. Note deferred update only needs to log the</w:t>
+      </w:r>
+      <w:r>
+        <w:t xml:space="preserve"> </w:t>
+      </w:r>
+      <w:r>
+        <w:rPr>
+          <w:b/>
+          <w:bCs/>
+        </w:rPr>
+        <w:t xml:space="preserve">new</w:t>
+      </w:r>
+      <w:r>
+        <w:t xml:space="preserve"> </w:t>
+      </w:r>
+      <w:r>
+        <w:t xml:space="preserve">value; immediate update must</w:t>
+      </w:r>
+      <w:r>
+        <w:t xml:space="preserve"> </w:t>
+      </w:r>
+      <w:r>
+        <w:t xml:space="preserve">log</w:t>
+      </w:r>
+      <w:r>
+        <w:t xml:space="preserve"> </w:t>
+      </w:r>
+      <w:r>
+        <w:rPr>
+          <w:b/>
+          <w:bCs/>
+        </w:rPr>
+        <w:t xml:space="preserve">both old and new</w:t>
+      </w:r>
+      <w:r>
+        <w:t xml:space="preserve"> </w:t>
+      </w:r>
+      <w:r>
+        <w:t xml:space="preserve">(old is needed for the undo).</w:t>
+      </w:r>
+    </w:p>
+    <w:bookmarkEnd w:id="20"/>
+    <w:bookmarkStart w:id="21" w:name="Xbd985e17256c0e801c1c23ada983269e877b17c"/>
     <w:p>
       <w:pPr>
         <w:pStyle w:val="Heading3"/>
@@ -2776,9 +3042,9 @@
         </w:pict>
       </w:r>
     </w:p>
-    <w:bookmarkEnd w:id="20"/>
     <w:bookmarkEnd w:id="21"/>
-    <w:bookmarkStart w:id="25" w:name="X407ef7950ed9b7eb9a5c5e15c495f3f26353ea5"/>
+    <w:bookmarkEnd w:id="22"/>
+    <w:bookmarkStart w:id="26" w:name="X407ef7950ed9b7eb9a5c5e15c495f3f26353ea5"/>
     <w:p>
       <w:pPr>
         <w:pStyle w:val="Heading2"/>
@@ -2796,18 +3062,18 @@
           <wp:inline>
             <wp:extent cx="5334000" cy="2452162"/>
             <wp:effectExtent b="0" l="0" r="0" t="0"/>
-            <wp:docPr descr="Crash timeline: transactions committed before the checkpoint need nothing; those committed after the checkpoint are redone; those active (uncommitted) at the crash are undone." title="" id="23" name="Picture"/>
+            <wp:docPr descr="Crash timeline: transactions committed before the checkpoint need nothing; those committed after the checkpoint are redone; those active (uncommitted) at the crash are undone." title="" id="24" name="Picture"/>
             <a:graphic>
               <a:graphicData uri="http://schemas.openxmlformats.org/drawingml/2006/picture">
                 <pic:pic>
                   <pic:nvPicPr>
-                    <pic:cNvPr descr="images/108_undo_redo.png" id="24" name="Picture"/>
+                    <pic:cNvPr descr="images/108_undo_redo.png" id="25" name="Picture"/>
                     <pic:cNvPicPr>
                       <a:picLocks noChangeArrowheads="1" noChangeAspect="1"/>
                     </pic:cNvPicPr>
                   </pic:nvPicPr>
                   <pic:blipFill>
-                    <a:blip r:embed="rId22"/>
+                    <a:blip r:embed="rId23"/>
                     <a:stretch>
                       <a:fillRect/>
                     </a:stretch>
@@ -3095,8 +3361,8 @@
         </w:pict>
       </w:r>
     </w:p>
-    <w:bookmarkEnd w:id="25"/>
-    <w:bookmarkStart w:id="29" w:name="checkpoints"/>
+    <w:bookmarkEnd w:id="26"/>
+    <w:bookmarkStart w:id="31" w:name="checkpoints"/>
     <w:p>
       <w:pPr>
         <w:pStyle w:val="Heading2"/>
@@ -3114,18 +3380,18 @@
           <wp:inline>
             <wp:extent cx="5334000" cy="2699883"/>
             <wp:effectExtent b="0" l="0" r="0" t="0"/>
-            <wp:docPr descr="A checkpoint flushes the log and all dirty pages to disk and writes a checkpoint record, so recovery only needs to scan back to the last checkpoint." title="" id="27" name="Picture"/>
+            <wp:docPr descr="A checkpoint flushes the log and all dirty pages to disk and writes a checkpoint record, so recovery only needs to scan back to the last checkpoint." title="" id="28" name="Picture"/>
             <a:graphic>
               <a:graphicData uri="http://schemas.openxmlformats.org/drawingml/2006/picture">
                 <pic:pic>
                   <pic:nvPicPr>
-                    <pic:cNvPr descr="images/109_checkpoint.png" id="28" name="Picture"/>
+                    <pic:cNvPr descr="images/109_checkpoint.png" id="29" name="Picture"/>
                     <pic:cNvPicPr>
                       <a:picLocks noChangeArrowheads="1" noChangeAspect="1"/>
                     </pic:cNvPicPr>
                   </pic:nvPicPr>
                   <pic:blipFill>
-                    <a:blip r:embed="rId26"/>
+                    <a:blip r:embed="rId27"/>
                     <a:stretch>
                       <a:fillRect/>
                     </a:stretch>
@@ -3396,6 +3662,286 @@
         <w:t xml:space="preserve">that don’t stop the world.)</w:t>
       </w:r>
     </w:p>
+    <w:bookmarkStart w:id="30" w:name="Xc59c417341f21a8f6c3c1f5ba1f6694cad911bf"/>
+    <w:p>
+      <w:pPr>
+        <w:pStyle w:val="Heading3"/>
+      </w:pPr>
+      <w:r>
+        <w:t xml:space="preserve">10.5A Fuzzy (non-quiescent) checkpoints — how real systems avoid stopping the world</w:t>
+      </w:r>
+    </w:p>
+    <w:p>
+      <w:pPr>
+        <w:pStyle w:val="FirstParagraph"/>
+      </w:pPr>
+      <w:r>
+        <w:t xml:space="preserve">A</w:t>
+      </w:r>
+      <w:r>
+        <w:t xml:space="preserve"> </w:t>
+      </w:r>
+      <w:r>
+        <w:rPr>
+          <w:b/>
+          <w:bCs/>
+        </w:rPr>
+        <w:t xml:space="preserve">sharp/consistent checkpoint</w:t>
+      </w:r>
+      <w:r>
+        <w:t xml:space="preserve"> </w:t>
+      </w:r>
+      <w:r>
+        <w:t xml:space="preserve">must</w:t>
+      </w:r>
+      <w:r>
+        <w:t xml:space="preserve"> </w:t>
+      </w:r>
+      <w:r>
+        <w:rPr>
+          <w:b/>
+          <w:bCs/>
+        </w:rPr>
+        <w:t xml:space="preserve">quiesce</w:t>
+      </w:r>
+      <w:r>
+        <w:t xml:space="preserve"> </w:t>
+      </w:r>
+      <w:r>
+        <w:t xml:space="preserve">the system: block new</w:t>
+      </w:r>
+      <w:r>
+        <w:t xml:space="preserve"> </w:t>
+      </w:r>
+      <w:r>
+        <w:t xml:space="preserve">transactions and flush</w:t>
+      </w:r>
+      <w:r>
+        <w:t xml:space="preserve"> </w:t>
+      </w:r>
+      <w:r>
+        <w:rPr>
+          <w:i/>
+          <w:iCs/>
+        </w:rPr>
+        <w:t xml:space="preserve">every</w:t>
+      </w:r>
+      <w:r>
+        <w:t xml:space="preserve"> </w:t>
+      </w:r>
+      <w:r>
+        <w:t xml:space="preserve">dirty page before writing</w:t>
+      </w:r>
+      <w:r>
+        <w:t xml:space="preserve"> </w:t>
+      </w:r>
+      <w:r>
+        <w:rPr>
+          <w:rStyle w:val="VerbatimChar"/>
+        </w:rPr>
+        <w:t xml:space="preserve">⟨CKPT⟩</w:t>
+      </w:r>
+      <w:r>
+        <w:t xml:space="preserve">. On a busy database</w:t>
+      </w:r>
+      <w:r>
+        <w:t xml:space="preserve"> </w:t>
+      </w:r>
+      <w:r>
+        <w:t xml:space="preserve">that pause is unacceptable. A</w:t>
+      </w:r>
+      <w:r>
+        <w:t xml:space="preserve"> </w:t>
+      </w:r>
+      <w:r>
+        <w:rPr>
+          <w:b/>
+          <w:bCs/>
+        </w:rPr>
+        <w:t xml:space="preserve">fuzzy checkpoint</w:t>
+      </w:r>
+      <w:r>
+        <w:t xml:space="preserve"> </w:t>
+      </w:r>
+      <w:r>
+        <w:t xml:space="preserve">lets transactions keep running:</w:t>
+      </w:r>
+    </w:p>
+    <w:p>
+      <w:pPr>
+        <w:pStyle w:val="SourceCode"/>
+      </w:pPr>
+      <w:r>
+        <w:rPr>
+          <w:rStyle w:val="VerbatimChar"/>
+        </w:rPr>
+        <w:t xml:space="preserve">1. write  ⟨BEGIN-CHECKPOINT⟩  to the log  (and record the active-txn list + DPT).</w:t>
+      </w:r>
+      <w:r>
+        <w:br/>
+      </w:r>
+      <w:r>
+        <w:rPr>
+          <w:rStyle w:val="VerbatimChar"/>
+        </w:rPr>
+        <w:t xml:space="preserve">2. keep processing transactions normally; flush dirty pages LAZILY in the background.</w:t>
+      </w:r>
+      <w:r>
+        <w:br/>
+      </w:r>
+      <w:r>
+        <w:rPr>
+          <w:rStyle w:val="VerbatimChar"/>
+        </w:rPr>
+        <w:t xml:space="preserve">3. once the pages that were dirty *at step 1* are safely on disk,</w:t>
+      </w:r>
+      <w:r>
+        <w:br/>
+      </w:r>
+      <w:r>
+        <w:rPr>
+          <w:rStyle w:val="VerbatimChar"/>
+        </w:rPr>
+        <w:t xml:space="preserve">   write  ⟨END-CHECKPOINT⟩  -&gt; the checkpoint is now valid.</w:t>
+      </w:r>
+    </w:p>
+    <w:p>
+      <w:pPr>
+        <w:pStyle w:val="BlockText"/>
+      </w:pPr>
+      <w:r>
+        <w:rPr>
+          <w:b/>
+          <w:bCs/>
+        </w:rPr>
+        <w:t xml:space="preserve">Why it works:</w:t>
+      </w:r>
+      <w:r>
+        <w:t xml:space="preserve"> </w:t>
+      </w:r>
+      <w:r>
+        <w:t xml:space="preserve">the checkpoint record only</w:t>
+      </w:r>
+      <w:r>
+        <w:t xml:space="preserve"> </w:t>
+      </w:r>
+      <w:r>
+        <w:rPr>
+          <w:i/>
+          <w:iCs/>
+        </w:rPr>
+        <w:t xml:space="preserve">records</w:t>
+      </w:r>
+      <w:r>
+        <w:t xml:space="preserve"> </w:t>
+      </w:r>
+      <w:r>
+        <w:t xml:space="preserve">what was dirty; it does</w:t>
+      </w:r>
+      <w:r>
+        <w:t xml:space="preserve"> </w:t>
+      </w:r>
+      <w:r>
+        <w:rPr>
+          <w:b/>
+          <w:bCs/>
+        </w:rPr>
+        <w:t xml:space="preserve">not</w:t>
+      </w:r>
+      <w:r>
+        <w:t xml:space="preserve"> </w:t>
+      </w:r>
+      <w:r>
+        <w:t xml:space="preserve">require an instant global flush. Recovery therefore cannot assume everything before</w:t>
+      </w:r>
+      <w:r>
+        <w:t xml:space="preserve"> </w:t>
+      </w:r>
+      <w:r>
+        <w:rPr>
+          <w:rStyle w:val="VerbatimChar"/>
+        </w:rPr>
+        <w:t xml:space="preserve">⟨CKPT⟩</w:t>
+      </w:r>
+      <w:r>
+        <w:t xml:space="preserve"> </w:t>
+      </w:r>
+      <w:r>
+        <w:t xml:space="preserve">is on disk — so it starts REDO from the</w:t>
+      </w:r>
+      <w:r>
+        <w:t xml:space="preserve"> </w:t>
+      </w:r>
+      <w:r>
+        <w:rPr>
+          <w:b/>
+          <w:bCs/>
+        </w:rPr>
+        <w:t xml:space="preserve">earliest recLSN</w:t>
+      </w:r>
+      <w:r>
+        <w:t xml:space="preserve"> </w:t>
+      </w:r>
+      <w:r>
+        <w:t xml:space="preserve">in the recorded</w:t>
+      </w:r>
+      <w:r>
+        <w:t xml:space="preserve"> </w:t>
+      </w:r>
+      <w:r>
+        <w:t xml:space="preserve">Dirty Page Table (this is exactly the</w:t>
+      </w:r>
+      <w:r>
+        <w:t xml:space="preserve"> </w:t>
+      </w:r>
+      <w:r>
+        <w:rPr>
+          <w:b/>
+          <w:bCs/>
+        </w:rPr>
+        <w:t xml:space="preserve">RedoLSN</w:t>
+      </w:r>
+      <w:r>
+        <w:t xml:space="preserve"> </w:t>
+      </w:r>
+      <w:r>
+        <w:t xml:space="preserve">ARIES computes, §10.6), not simply</w:t>
+      </w:r>
+      <w:r>
+        <w:t xml:space="preserve"> </w:t>
+      </w:r>
+      <w:r>
+        <w:t xml:space="preserve">from the checkpoint record.</w:t>
+      </w:r>
+      <w:r>
+        <w:t xml:space="preserve"> </w:t>
+      </w:r>
+      <w:r>
+        <w:rPr>
+          <w:b/>
+          <w:bCs/>
+        </w:rPr>
+        <w:t xml:space="preserve">Trade-off:</w:t>
+      </w:r>
+      <w:r>
+        <w:t xml:space="preserve"> </w:t>
+      </w:r>
+      <w:r>
+        <w:t xml:space="preserve">fuzzy checkpoints add near-zero runtime</w:t>
+      </w:r>
+      <w:r>
+        <w:t xml:space="preserve"> </w:t>
+      </w:r>
+      <w:r>
+        <w:t xml:space="preserve">pause but make recovery slightly more involved (it must consult the DPT). This is</w:t>
+      </w:r>
+      <w:r>
+        <w:t xml:space="preserve"> </w:t>
+      </w:r>
+      <w:r>
+        <w:t xml:space="preserve">what PostgreSQL, Oracle, and ARIES-style engines actually do.</w:t>
+      </w:r>
+    </w:p>
     <w:p>
       <w:r>
         <w:pict>
@@ -3403,8 +3949,9 @@
         </w:pict>
       </w:r>
     </w:p>
-    <w:bookmarkEnd w:id="29"/>
-    <w:bookmarkStart w:id="33" w:name="aries-the-industry-standard-algorithm"/>
+    <w:bookmarkEnd w:id="30"/>
+    <w:bookmarkEnd w:id="31"/>
+    <w:bookmarkStart w:id="39" w:name="aries-the-industry-standard-algorithm"/>
     <w:p>
       <w:pPr>
         <w:pStyle w:val="Heading2"/>
@@ -3422,18 +3969,18 @@
           <wp:inline>
             <wp:extent cx="5334000" cy="3298703"/>
             <wp:effectExtent b="0" l="0" r="0" t="0"/>
-            <wp:docPr descr="ARIES three phases — Analysis (rebuild dirty-page and transaction tables), Redo (repeat history), Undo (roll back losers with CLRs) — driven by LSNs." title="" id="31" name="Picture"/>
+            <wp:docPr descr="ARIES three phases — Analysis (rebuild dirty-page and transaction tables), Redo (repeat history), Undo (roll back losers with CLRs) — driven by LSNs." title="" id="33" name="Picture"/>
             <a:graphic>
               <a:graphicData uri="http://schemas.openxmlformats.org/drawingml/2006/picture">
                 <pic:pic>
                   <pic:nvPicPr>
-                    <pic:cNvPr descr="images/110_aries.png" id="32" name="Picture"/>
+                    <pic:cNvPr descr="images/110_aries.png" id="34" name="Picture"/>
                     <pic:cNvPicPr>
                       <a:picLocks noChangeArrowheads="1" noChangeAspect="1"/>
                     </pic:cNvPicPr>
                   </pic:nvPicPr>
                   <pic:blipFill>
-                    <a:blip r:embed="rId30"/>
+                    <a:blip r:embed="rId32"/>
                     <a:stretch>
                       <a:fillRect/>
                     </a:stretch>
@@ -4099,21 +4646,495 @@
         <w:t xml:space="preserve">in spirit.</w:t>
       </w:r>
     </w:p>
-    <w:p>
-      <w:r>
-        <w:pict>
-          <v:rect style="width:0;height:1.5pt" o:hralign="center" o:hrstd="t" o:hr="t"/>
-        </w:pict>
-      </w:r>
-    </w:p>
-    <w:bookmarkEnd w:id="33"/>
-    <w:bookmarkStart w:id="37" w:name="shadow-paging-a-log-free-alternative"/>
-    <w:p>
-      <w:pPr>
-        <w:pStyle w:val="Heading2"/>
-      </w:pPr>
-      <w:r>
-        <w:t xml:space="preserve">10.7 Shadow Paging (a log-free alternative)</w:t>
+    <w:bookmarkStart w:id="38" w:name="X450054c99fba3be8ee3f04d49d2aa0a82e8e0da"/>
+    <w:p>
+      <w:pPr>
+        <w:pStyle w:val="Heading3"/>
+      </w:pPr>
+      <w:r>
+        <w:t xml:space="preserve">10.6A ARIES worked walkthrough (LSN → DPT → Txn Table → three phases)</w:t>
+      </w:r>
+    </w:p>
+    <w:p>
+      <w:pPr>
+        <w:pStyle w:val="FirstParagraph"/>
+      </w:pPr>
+      <w:r>
+        <w:t xml:space="preserve">Recover from this log.</w:t>
+      </w:r>
+      <w:r>
+        <w:t xml:space="preserve"> </w:t>
+      </w:r>
+      <w:r>
+        <w:rPr>
+          <w:rStyle w:val="VerbatimChar"/>
+        </w:rPr>
+        <w:t xml:space="preserve">pageP</w:t>
+      </w:r>
+      <w:r>
+        <w:t xml:space="preserve"> </w:t>
+      </w:r>
+      <w:r>
+        <w:t xml:space="preserve">/</w:t>
+      </w:r>
+      <w:r>
+        <w:t xml:space="preserve"> </w:t>
+      </w:r>
+      <w:r>
+        <w:rPr>
+          <w:rStyle w:val="VerbatimChar"/>
+        </w:rPr>
+        <w:t xml:space="preserve">pageQ</w:t>
+      </w:r>
+      <w:r>
+        <w:t xml:space="preserve"> </w:t>
+      </w:r>
+      <w:r>
+        <w:t xml:space="preserve">are the data pages touched;</w:t>
+      </w:r>
+      <w:r>
+        <w:t xml:space="preserve"> </w:t>
+      </w:r>
+      <w:r>
+        <w:rPr>
+          <w:rStyle w:val="VerbatimChar"/>
+        </w:rPr>
+        <w:t xml:space="preserve">prevLSN</w:t>
+      </w:r>
+      <w:r>
+        <w:t xml:space="preserve"> </w:t>
+      </w:r>
+      <w:r>
+        <w:t xml:space="preserve">chains</w:t>
+      </w:r>
+      <w:r>
+        <w:t xml:space="preserve"> </w:t>
+      </w:r>
+      <w:r>
+        <w:t xml:space="preserve">each txn’s records;</w:t>
+      </w:r>
+      <w:r>
+        <w:t xml:space="preserve"> </w:t>
+      </w:r>
+      <w:r>
+        <w:rPr>
+          <w:rStyle w:val="VerbatimChar"/>
+        </w:rPr>
+        <w:t xml:space="preserve">recLSN</w:t>
+      </w:r>
+      <w:r>
+        <w:t xml:space="preserve"> </w:t>
+      </w:r>
+      <w:r>
+        <w:t xml:space="preserve">is the LSN that</w:t>
+      </w:r>
+      <w:r>
+        <w:t xml:space="preserve"> </w:t>
+      </w:r>
+      <w:r>
+        <w:rPr>
+          <w:i/>
+          <w:iCs/>
+        </w:rPr>
+        <w:t xml:space="preserve">first</w:t>
+      </w:r>
+      <w:r>
+        <w:t xml:space="preserve"> </w:t>
+      </w:r>
+      <w:r>
+        <w:t xml:space="preserve">dirtied a page after the last</w:t>
+      </w:r>
+      <w:r>
+        <w:t xml:space="preserve"> </w:t>
+      </w:r>
+      <w:r>
+        <w:t xml:space="preserve">flush.</w:t>
+      </w:r>
+    </w:p>
+    <w:p>
+      <w:pPr>
+        <w:pStyle w:val="SourceCode"/>
+      </w:pPr>
+      <w:r>
+        <w:rPr>
+          <w:rStyle w:val="VerbatimChar"/>
+        </w:rPr>
+        <w:t xml:space="preserve"> LSN   record                         page   prevLSN</w:t>
+      </w:r>
+      <w:r>
+        <w:br/>
+      </w:r>
+      <w:r>
+        <w:rPr>
+          <w:rStyle w:val="VerbatimChar"/>
+        </w:rPr>
+        <w:t xml:space="preserve"> ----  -----------------------------  -----  -------</w:t>
+      </w:r>
+      <w:r>
+        <w:br/>
+      </w:r>
+      <w:r>
+        <w:rPr>
+          <w:rStyle w:val="VerbatimChar"/>
+        </w:rPr>
+        <w:t xml:space="preserve"> 10    ⟨T1, start⟩                     -      -</w:t>
+      </w:r>
+      <w:r>
+        <w:br/>
+      </w:r>
+      <w:r>
+        <w:rPr>
+          <w:rStyle w:val="VerbatimChar"/>
+        </w:rPr>
+        <w:t xml:space="preserve"> 20    ⟨T1, P, old, new⟩               P      10       &lt;- first dirties P (recLSN=20)</w:t>
+      </w:r>
+      <w:r>
+        <w:br/>
+      </w:r>
+      <w:r>
+        <w:rPr>
+          <w:rStyle w:val="VerbatimChar"/>
+        </w:rPr>
+        <w:t xml:space="preserve"> 30    ⟨CHECKPOINT⟩  (fuzzy)           -      -</w:t>
+      </w:r>
+      <w:r>
+        <w:br/>
+      </w:r>
+      <w:r>
+        <w:rPr>
+          <w:rStyle w:val="VerbatimChar"/>
+        </w:rPr>
+        <w:t xml:space="preserve"> 40    ⟨T2, start⟩                     -      -</w:t>
+      </w:r>
+      <w:r>
+        <w:br/>
+      </w:r>
+      <w:r>
+        <w:rPr>
+          <w:rStyle w:val="VerbatimChar"/>
+        </w:rPr>
+        <w:t xml:space="preserve"> 50    ⟨T2, Q, old, new⟩               Q      40       &lt;- first dirties Q (recLSN=50)</w:t>
+      </w:r>
+      <w:r>
+        <w:br/>
+      </w:r>
+      <w:r>
+        <w:rPr>
+          <w:rStyle w:val="VerbatimChar"/>
+        </w:rPr>
+        <w:t xml:space="preserve"> 60    ⟨T2, COMMIT⟩                    -      50</w:t>
+      </w:r>
+      <w:r>
+        <w:br/>
+      </w:r>
+      <w:r>
+        <w:rPr>
+          <w:rStyle w:val="VerbatimChar"/>
+        </w:rPr>
+        <w:t xml:space="preserve"> 70    ⟨T3, start⟩                     -      -</w:t>
+      </w:r>
+      <w:r>
+        <w:br/>
+      </w:r>
+      <w:r>
+        <w:rPr>
+          <w:rStyle w:val="VerbatimChar"/>
+        </w:rPr>
+        <w:t xml:space="preserve"> 80    ⟨T3, P, old, new⟩               P      70</w:t>
+      </w:r>
+      <w:r>
+        <w:br/>
+      </w:r>
+      <w:r>
+        <w:rPr>
+          <w:rStyle w:val="VerbatimChar"/>
+        </w:rPr>
+        <w:t xml:space="preserve"> --CRASH--</w:t>
+      </w:r>
+    </w:p>
+    <w:p>
+      <w:pPr>
+        <w:pStyle w:val="FirstParagraph"/>
+      </w:pPr>
+      <w:r>
+        <w:rPr>
+          <w:b/>
+          <w:bCs/>
+        </w:rPr>
+        <w:t xml:space="preserve">Phase 1 — Analysis</w:t>
+      </w:r>
+      <w:r>
+        <w:t xml:space="preserve"> </w:t>
+      </w:r>
+      <w:r>
+        <w:t xml:space="preserve">(scan forward from the checkpoint). Rebuild the two tables:</w:t>
+      </w:r>
+    </w:p>
+    <w:p>
+      <w:pPr>
+        <w:pStyle w:val="SourceCode"/>
+      </w:pPr>
+      <w:r>
+        <w:rPr>
+          <w:rStyle w:val="VerbatimChar"/>
+        </w:rPr>
+        <w:t xml:space="preserve"> Dirty Page Table (DPT)          Transaction Table (TT)</w:t>
+      </w:r>
+      <w:r>
+        <w:br/>
+      </w:r>
+      <w:r>
+        <w:rPr>
+          <w:rStyle w:val="VerbatimChar"/>
+        </w:rPr>
+        <w:t xml:space="preserve"> page  recLSN                     txn  status       lastLSN</w:t>
+      </w:r>
+      <w:r>
+        <w:br/>
+      </w:r>
+      <w:r>
+        <w:rPr>
+          <w:rStyle w:val="VerbatimChar"/>
+        </w:rPr>
+        <w:t xml:space="preserve"> ----  ------                     ---  -----------  -------</w:t>
+      </w:r>
+      <w:r>
+        <w:br/>
+      </w:r>
+      <w:r>
+        <w:rPr>
+          <w:rStyle w:val="VerbatimChar"/>
+        </w:rPr>
+        <w:t xml:space="preserve"> P     20                         T2   committed    60</w:t>
+      </w:r>
+      <w:r>
+        <w:br/>
+      </w:r>
+      <w:r>
+        <w:rPr>
+          <w:rStyle w:val="VerbatimChar"/>
+        </w:rPr>
+        <w:t xml:space="preserve"> Q     50                         T3   ACTIVE       80   &lt;- loser</w:t>
+      </w:r>
+      <w:r>
+        <w:br/>
+      </w:r>
+      <w:r>
+        <w:rPr>
+          <w:rStyle w:val="VerbatimChar"/>
+        </w:rPr>
+        <w:t xml:space="preserve">                                  (T1 finished before ckpt; not a loser)</w:t>
+      </w:r>
+      <w:r>
+        <w:br/>
+      </w:r>
+      <w:r>
+        <w:rPr>
+          <w:rStyle w:val="VerbatimChar"/>
+        </w:rPr>
+        <w:t xml:space="preserve"> RedoLSN = min(recLSN) = 20   -&gt; Redo starts here.   Losers = {T3}</w:t>
+      </w:r>
+    </w:p>
+    <w:p>
+      <w:pPr>
+        <w:pStyle w:val="FirstParagraph"/>
+      </w:pPr>
+      <w:r>
+        <w:rPr>
+          <w:b/>
+          <w:bCs/>
+        </w:rPr>
+        <w:t xml:space="preserve">Phase 2 — Redo (repeat history)</w:t>
+      </w:r>
+      <w:r>
+        <w:t xml:space="preserve"> </w:t>
+      </w:r>
+      <w:r>
+        <w:t xml:space="preserve">from</w:t>
+      </w:r>
+      <w:r>
+        <w:t xml:space="preserve"> </w:t>
+      </w:r>
+      <w:r>
+        <w:rPr>
+          <w:b/>
+          <w:bCs/>
+        </w:rPr>
+        <w:t xml:space="preserve">LSN 20</w:t>
+      </w:r>
+      <w:r>
+        <w:t xml:space="preserve"> </w:t>
+      </w:r>
+      <w:r>
+        <w:t xml:space="preserve">forward. Re-apply every logged</w:t>
+      </w:r>
+      <w:r>
+        <w:t xml:space="preserve"> </w:t>
+      </w:r>
+      <w:r>
+        <w:t xml:space="preserve">change whose</w:t>
+      </w:r>
+      <w:r>
+        <w:t xml:space="preserve"> </w:t>
+      </w:r>
+      <w:r>
+        <w:rPr>
+          <w:rStyle w:val="VerbatimChar"/>
+        </w:rPr>
+        <w:t xml:space="preserve">LSN &gt; pageLSN</w:t>
+      </w:r>
+      <w:r>
+        <w:t xml:space="preserve"> </w:t>
+      </w:r>
+      <w:r>
+        <w:t xml:space="preserve">of its page —</w:t>
+      </w:r>
+      <w:r>
+        <w:t xml:space="preserve"> </w:t>
+      </w:r>
+      <w:r>
+        <w:rPr>
+          <w:b/>
+          <w:bCs/>
+        </w:rPr>
+        <w:t xml:space="preserve">including loser T3’s LSN 80</w:t>
+      </w:r>
+      <w:r>
+        <w:t xml:space="preserve"> </w:t>
+      </w:r>
+      <w:r>
+        <w:t xml:space="preserve">— to rebuild</w:t>
+      </w:r>
+      <w:r>
+        <w:t xml:space="preserve"> </w:t>
+      </w:r>
+      <w:r>
+        <w:t xml:space="preserve">the exact pre-crash disk image. (Records already reflected on a page, i.e.</w:t>
+      </w:r>
+      <w:r>
+        <w:t xml:space="preserve"> </w:t>
+      </w:r>
+      <w:r>
+        <w:rPr>
+          <w:rStyle w:val="VerbatimChar"/>
+        </w:rPr>
+        <w:t xml:space="preserve">pageLSN ≥ LSN</w:t>
+      </w:r>
+      <w:r>
+        <w:t xml:space="preserve">, are skipped.)</w:t>
+      </w:r>
+    </w:p>
+    <w:p>
+      <w:pPr>
+        <w:pStyle w:val="BodyText"/>
+      </w:pPr>
+      <w:r>
+        <w:rPr>
+          <w:b/>
+          <w:bCs/>
+        </w:rPr>
+        <w:t xml:space="preserve">Phase 3 — Undo the losers.</w:t>
+      </w:r>
+      <w:r>
+        <w:t xml:space="preserve"> </w:t>
+      </w:r>
+      <w:r>
+        <w:t xml:space="preserve">Walk</w:t>
+      </w:r>
+      <w:r>
+        <w:t xml:space="preserve"> </w:t>
+      </w:r>
+      <w:r>
+        <w:rPr>
+          <w:b/>
+          <w:bCs/>
+        </w:rPr>
+        <w:t xml:space="preserve">T3’s</w:t>
+      </w:r>
+      <w:r>
+        <w:t xml:space="preserve"> </w:t>
+      </w:r>
+      <w:r>
+        <w:rPr>
+          <w:rStyle w:val="VerbatimChar"/>
+        </w:rPr>
+        <w:t xml:space="preserve">prevLSN</w:t>
+      </w:r>
+      <w:r>
+        <w:t xml:space="preserve"> </w:t>
+      </w:r>
+      <w:r>
+        <w:t xml:space="preserve">chain backward: undo</w:t>
+      </w:r>
+      <w:r>
+        <w:t xml:space="preserve"> </w:t>
+      </w:r>
+      <w:r>
+        <w:rPr>
+          <w:b/>
+          <w:bCs/>
+        </w:rPr>
+        <w:t xml:space="preserve">LSN 80</w:t>
+      </w:r>
+      <w:r>
+        <w:t xml:space="preserve"> </w:t>
+      </w:r>
+      <w:r>
+        <w:t xml:space="preserve">(restore P’s old value), writing a</w:t>
+      </w:r>
+      <w:r>
+        <w:t xml:space="preserve"> </w:t>
+      </w:r>
+      <w:r>
+        <w:rPr>
+          <w:b/>
+          <w:bCs/>
+        </w:rPr>
+        <w:t xml:space="preserve">CLR</w:t>
+      </w:r>
+      <w:r>
+        <w:t xml:space="preserve"> </w:t>
+      </w:r>
+      <w:r>
+        <w:t xml:space="preserve">for it, then follow prevLSN 70 to T3’s</w:t>
+      </w:r>
+      <w:r>
+        <w:t xml:space="preserve"> </w:t>
+      </w:r>
+      <w:r>
+        <w:t xml:space="preserve">start → done. If the system crashes</w:t>
+      </w:r>
+      <w:r>
+        <w:t xml:space="preserve"> </w:t>
+      </w:r>
+      <w:r>
+        <w:rPr>
+          <w:i/>
+          <w:iCs/>
+        </w:rPr>
+        <w:t xml:space="preserve">again</w:t>
+      </w:r>
+      <w:r>
+        <w:t xml:space="preserve"> </w:t>
+      </w:r>
+      <w:r>
+        <w:t xml:space="preserve">mid-undo, the CLR ensures LSN 80 is</w:t>
+      </w:r>
+      <w:r>
+        <w:t xml:space="preserve"> </w:t>
+      </w:r>
+      <w:r>
+        <w:rPr>
+          <w:b/>
+          <w:bCs/>
+        </w:rPr>
+        <w:t xml:space="preserve">never undone twice</w:t>
+      </w:r>
+      <w:r>
+        <w:t xml:space="preserve"> </w:t>
+      </w:r>
+      <w:r>
+        <w:t xml:space="preserve">(idempotent).</w:t>
       </w:r>
     </w:p>
     <w:p>
@@ -4123,20 +5144,235 @@
       <w:r>
         <w:drawing>
           <wp:inline>
-            <wp:extent cx="5334000" cy="3136766"/>
+            <wp:extent cx="5334000" cy="2750170"/>
             <wp:effectExtent b="0" l="0" r="0" t="0"/>
-            <wp:docPr descr="Shadow paging keeps a current and a shadow page table; writes go to new page copies, commit atomically swaps the pointer, and a crash reverts to the shadow." title="" id="35" name="Picture"/>
+            <wp:docPr descr="ARIES worked pass over a log with a checkpoint: Analysis builds the DPT and Txn table and finds RedoLSN and the loser set; Redo replays from RedoLSN including losers; Undo rolls back losers with CLRs." title="" id="36" name="Picture"/>
             <a:graphic>
               <a:graphicData uri="http://schemas.openxmlformats.org/drawingml/2006/picture">
                 <pic:pic>
                   <pic:nvPicPr>
-                    <pic:cNvPr descr="images/111_shadow_paging.png" id="36" name="Picture"/>
+                    <pic:cNvPr descr="images/191_aries_worked.png" id="37" name="Picture"/>
                     <pic:cNvPicPr>
                       <a:picLocks noChangeArrowheads="1" noChangeAspect="1"/>
                     </pic:cNvPicPr>
                   </pic:nvPicPr>
                   <pic:blipFill>
-                    <a:blip r:embed="rId34"/>
+                    <a:blip r:embed="rId35"/>
+                    <a:stretch>
+                      <a:fillRect/>
+                    </a:stretch>
+                  </pic:blipFill>
+                  <pic:spPr bwMode="auto">
+                    <a:xfrm>
+                      <a:off x="0" y="0"/>
+                      <a:ext cx="5334000" cy="2750170"/>
+                    </a:xfrm>
+                    <a:prstGeom prst="rect">
+                      <a:avLst/>
+                    </a:prstGeom>
+                    <a:noFill/>
+                    <a:ln w="9525">
+                      <a:noFill/>
+                      <a:headEnd/>
+                      <a:tailEnd/>
+                    </a:ln>
+                  </pic:spPr>
+                </pic:pic>
+              </a:graphicData>
+            </a:graphic>
+          </wp:inline>
+        </w:drawing>
+      </w:r>
+    </w:p>
+    <w:p>
+      <w:pPr>
+        <w:pStyle w:val="ImageCaption"/>
+      </w:pPr>
+      <w:r>
+        <w:t xml:space="preserve">ARIES worked pass over a log with a checkpoint: Analysis builds the DPT and Txn table and finds RedoLSN and the loser set; Redo replays from RedoLSN including losers; Undo rolls back losers with CLRs.</w:t>
+      </w:r>
+    </w:p>
+    <w:p>
+      <w:pPr>
+        <w:pStyle w:val="BlockText"/>
+      </w:pPr>
+      <w:r>
+        <w:rPr>
+          <w:b/>
+          <w:bCs/>
+        </w:rPr>
+        <w:t xml:space="preserve">The exam-critical takeaways of this trace:</w:t>
+      </w:r>
+      <w:r>
+        <w:t xml:space="preserve"> </w:t>
+      </w:r>
+      <w:r>
+        <w:t xml:space="preserve">(1)</w:t>
+      </w:r>
+      <w:r>
+        <w:t xml:space="preserve"> </w:t>
+      </w:r>
+      <w:r>
+        <w:rPr>
+          <w:b/>
+          <w:bCs/>
+        </w:rPr>
+        <w:t xml:space="preserve">RedoLSN = smallest recLSN in</w:t>
+      </w:r>
+      <w:r>
+        <w:rPr>
+          <w:b/>
+          <w:bCs/>
+        </w:rPr>
+        <w:t xml:space="preserve"> </w:t>
+      </w:r>
+      <w:r>
+        <w:rPr>
+          <w:b/>
+          <w:bCs/>
+        </w:rPr>
+        <w:t xml:space="preserve">the DPT</w:t>
+      </w:r>
+      <w:r>
+        <w:t xml:space="preserve"> </w:t>
+      </w:r>
+      <w:r>
+        <w:t xml:space="preserve">(here 20),</w:t>
+      </w:r>
+      <w:r>
+        <w:t xml:space="preserve"> </w:t>
+      </w:r>
+      <w:r>
+        <w:rPr>
+          <w:i/>
+          <w:iCs/>
+        </w:rPr>
+        <w:t xml:space="preserve">not</w:t>
+      </w:r>
+      <w:r>
+        <w:t xml:space="preserve"> </w:t>
+      </w:r>
+      <w:r>
+        <w:t xml:space="preserve">the checkpoint LSN — because with a fuzzy checkpoint a</w:t>
+      </w:r>
+      <w:r>
+        <w:t xml:space="preserve"> </w:t>
+      </w:r>
+      <w:r>
+        <w:t xml:space="preserve">page dirtied before</w:t>
+      </w:r>
+      <w:r>
+        <w:t xml:space="preserve"> </w:t>
+      </w:r>
+      <w:r>
+        <w:rPr>
+          <w:rStyle w:val="VerbatimChar"/>
+        </w:rPr>
+        <w:t xml:space="preserve">⟨CKPT⟩</w:t>
+      </w:r>
+      <w:r>
+        <w:t xml:space="preserve"> </w:t>
+      </w:r>
+      <w:r>
+        <w:t xml:space="preserve">may still not be on disk. (2) Redo</w:t>
+      </w:r>
+      <w:r>
+        <w:t xml:space="preserve"> </w:t>
+      </w:r>
+      <w:r>
+        <w:rPr>
+          <w:b/>
+          <w:bCs/>
+        </w:rPr>
+        <w:t xml:space="preserve">repeats history</w:t>
+      </w:r>
+      <w:r>
+        <w:t xml:space="preserve">,</w:t>
+      </w:r>
+      <w:r>
+        <w:t xml:space="preserve"> </w:t>
+      </w:r>
+      <w:r>
+        <w:t xml:space="preserve">replaying even the loser T3. (3) Undo is driven by the</w:t>
+      </w:r>
+      <w:r>
+        <w:t xml:space="preserve"> </w:t>
+      </w:r>
+      <w:r>
+        <w:rPr>
+          <w:b/>
+          <w:bCs/>
+        </w:rPr>
+        <w:t xml:space="preserve">prevLSN</w:t>
+      </w:r>
+      <w:r>
+        <w:t xml:space="preserve"> </w:t>
+      </w:r>
+      <w:r>
+        <w:t xml:space="preserve">back-pointer</w:t>
+      </w:r>
+      <w:r>
+        <w:t xml:space="preserve"> </w:t>
+      </w:r>
+      <w:r>
+        <w:t xml:space="preserve">chain and logs</w:t>
+      </w:r>
+      <w:r>
+        <w:t xml:space="preserve"> </w:t>
+      </w:r>
+      <w:r>
+        <w:rPr>
+          <w:b/>
+          <w:bCs/>
+        </w:rPr>
+        <w:t xml:space="preserve">CLRs</w:t>
+      </w:r>
+      <w:r>
+        <w:t xml:space="preserve"> </w:t>
+      </w:r>
+      <w:r>
+        <w:t xml:space="preserve">for restart-safety.</w:t>
+      </w:r>
+    </w:p>
+    <w:p>
+      <w:r>
+        <w:pict>
+          <v:rect style="width:0;height:1.5pt" o:hralign="center" o:hrstd="t" o:hr="t"/>
+        </w:pict>
+      </w:r>
+    </w:p>
+    <w:bookmarkEnd w:id="38"/>
+    <w:bookmarkEnd w:id="39"/>
+    <w:bookmarkStart w:id="43" w:name="shadow-paging-a-log-free-alternative"/>
+    <w:p>
+      <w:pPr>
+        <w:pStyle w:val="Heading2"/>
+      </w:pPr>
+      <w:r>
+        <w:t xml:space="preserve">10.7 Shadow Paging (a log-free alternative)</w:t>
+      </w:r>
+    </w:p>
+    <w:p>
+      <w:pPr>
+        <w:pStyle w:val="CaptionedFigure"/>
+      </w:pPr>
+      <w:r>
+        <w:drawing>
+          <wp:inline>
+            <wp:extent cx="5334000" cy="3136766"/>
+            <wp:effectExtent b="0" l="0" r="0" t="0"/>
+            <wp:docPr descr="Shadow paging keeps a current and a shadow page table; writes go to new page copies, commit atomically swaps the pointer, and a crash reverts to the shadow." title="" id="41" name="Picture"/>
+            <a:graphic>
+              <a:graphicData uri="http://schemas.openxmlformats.org/drawingml/2006/picture">
+                <pic:pic>
+                  <pic:nvPicPr>
+                    <pic:cNvPr descr="images/111_shadow_paging.png" id="42" name="Picture"/>
+                    <pic:cNvPicPr>
+                      <a:picLocks noChangeArrowheads="1" noChangeAspect="1"/>
+                    </pic:cNvPicPr>
+                  </pic:nvPicPr>
+                  <pic:blipFill>
+                    <a:blip r:embed="rId40"/>
                     <a:stretch>
                       <a:fillRect/>
                     </a:stretch>
@@ -4421,8 +5657,8 @@
         </w:pict>
       </w:r>
     </w:p>
-    <w:bookmarkEnd w:id="37"/>
-    <w:bookmarkStart w:id="41" w:name="backup-media-recovery"/>
+    <w:bookmarkEnd w:id="43"/>
+    <w:bookmarkStart w:id="47" w:name="backup-media-recovery"/>
     <w:p>
       <w:pPr>
         <w:pStyle w:val="Heading2"/>
@@ -4486,18 +5722,18 @@
           <wp:inline>
             <wp:extent cx="5334000" cy="2900643"/>
             <wp:effectExtent b="0" l="0" r="0" t="0"/>
-            <wp:docPr descr="Backup types: full (entire DB), incremental (changes since last backup), differential (changes since last full backup), with their backup/restore trade-offs." title="" id="39" name="Picture"/>
+            <wp:docPr descr="Backup types: full (entire DB), incremental (changes since last backup), differential (changes since last full backup), with their backup/restore trade-offs." title="" id="45" name="Picture"/>
             <a:graphic>
               <a:graphicData uri="http://schemas.openxmlformats.org/drawingml/2006/picture">
                 <pic:pic>
                   <pic:nvPicPr>
-                    <pic:cNvPr descr="images/112_backup_types.png" id="40" name="Picture"/>
+                    <pic:cNvPr descr="images/112_backup_types.png" id="46" name="Picture"/>
                     <pic:cNvPicPr>
                       <a:picLocks noChangeArrowheads="1" noChangeAspect="1"/>
                     </pic:cNvPicPr>
                   </pic:nvPicPr>
                   <pic:blipFill>
-                    <a:blip r:embed="rId38"/>
+                    <a:blip r:embed="rId44"/>
                     <a:stretch>
                       <a:fillRect/>
                     </a:stretch>
@@ -5031,8 +6267,8 @@
         </w:pict>
       </w:r>
     </w:p>
-    <w:bookmarkEnd w:id="41"/>
-    <w:bookmarkStart w:id="45" w:name="the-recovery-decision-flow"/>
+    <w:bookmarkEnd w:id="47"/>
+    <w:bookmarkStart w:id="51" w:name="the-recovery-decision-flow"/>
     <w:p>
       <w:pPr>
         <w:pStyle w:val="Heading2"/>
@@ -5050,18 +6286,18 @@
           <wp:inline>
             <wp:extent cx="5334000" cy="6444423"/>
             <wp:effectExtent b="0" l="0" r="0" t="0"/>
-            <wp:docPr descr="Flowchart: media failure → restore from backup + roll forward; system crash → log-based recovery (ARIES analysis → redo → undo) → consistent DB." title="" id="43" name="Picture"/>
+            <wp:docPr descr="Flowchart: media failure → restore from backup + roll forward; system crash → log-based recovery (ARIES analysis → redo → undo) → consistent DB." title="" id="49" name="Picture"/>
             <a:graphic>
               <a:graphicData uri="http://schemas.openxmlformats.org/drawingml/2006/picture">
                 <pic:pic>
                   <pic:nvPicPr>
-                    <pic:cNvPr descr="images/113_fc_recovery.png" id="44" name="Picture"/>
+                    <pic:cNvPr descr="images/113_fc_recovery.png" id="50" name="Picture"/>
                     <pic:cNvPicPr>
                       <a:picLocks noChangeArrowheads="1" noChangeAspect="1"/>
                     </pic:cNvPicPr>
                   </pic:nvPicPr>
                   <pic:blipFill>
-                    <a:blip r:embed="rId42"/>
+                    <a:blip r:embed="rId48"/>
                     <a:stretch>
                       <a:fillRect/>
                     </a:stretch>
@@ -5217,8 +6453,8 @@
         </w:pict>
       </w:r>
     </w:p>
-    <w:bookmarkEnd w:id="45"/>
-    <w:bookmarkStart w:id="46" w:name="real-world-backend-perspectives"/>
+    <w:bookmarkEnd w:id="51"/>
+    <w:bookmarkStart w:id="52" w:name="real-world-backend-perspectives"/>
     <w:p>
       <w:pPr>
         <w:pStyle w:val="Heading2"/>
@@ -5451,8 +6687,8 @@
         </w:pict>
       </w:r>
     </w:p>
-    <w:bookmarkEnd w:id="46"/>
-    <w:bookmarkStart w:id="47" w:name="tradeoffs-common-mistakes-edge-cases"/>
+    <w:bookmarkEnd w:id="52"/>
+    <w:bookmarkStart w:id="53" w:name="tradeoffs-common-mistakes-edge-cases"/>
     <w:p>
       <w:pPr>
         <w:pStyle w:val="Heading2"/>
@@ -5932,8 +7168,8 @@
         </w:pict>
       </w:r>
     </w:p>
-    <w:bookmarkEnd w:id="47"/>
-    <w:bookmarkStart w:id="48" w:name="exam-interview-coding-perspectives"/>
+    <w:bookmarkEnd w:id="53"/>
+    <w:bookmarkStart w:id="54" w:name="exam-interview-coding-perspectives"/>
     <w:p>
       <w:pPr>
         <w:pStyle w:val="Heading2"/>
@@ -6105,8 +7341,8 @@
         </w:pict>
       </w:r>
     </w:p>
-    <w:bookmarkEnd w:id="48"/>
-    <w:bookmarkStart w:id="49" w:name="concept-checks-mcqs"/>
+    <w:bookmarkEnd w:id="54"/>
+    <w:bookmarkStart w:id="55" w:name="concept-checks-mcqs"/>
     <w:p>
       <w:pPr>
         <w:pStyle w:val="Heading2"/>
@@ -6875,14 +8111,326 @@
       </w:r>
     </w:p>
     <w:p>
+      <w:pPr>
+        <w:pStyle w:val="BodyText"/>
+      </w:pPr>
+      <w:r>
+        <w:rPr>
+          <w:b/>
+          <w:bCs/>
+        </w:rPr>
+        <w:t xml:space="preserve">More (new subsections):</w:t>
+      </w:r>
+      <w:r>
+        <w:t xml:space="preserve"> </w:t>
+      </w:r>
+      <w:r>
+        <w:t xml:space="preserve">18. A fuzzy checkpoint writes which two records around normal processing? →</w:t>
+      </w:r>
+      <w:r>
+        <w:t xml:space="preserve"> </w:t>
+      </w:r>
+      <w:r>
+        <w:rPr>
+          <w:b/>
+          <w:bCs/>
+        </w:rPr>
+        <w:t xml:space="preserve">⟨BEGIN-CHECKPOINT⟩ and ⟨END-CHECKPOINT⟩</w:t>
+      </w:r>
+      <w:r>
+        <w:t xml:space="preserve">.</w:t>
+      </w:r>
+      <w:r>
+        <w:t xml:space="preserve"> </w:t>
+      </w:r>
+      <w:r>
+        <w:t xml:space="preserve">19. Deferred update logs which value(s)? →</w:t>
+      </w:r>
+      <w:r>
+        <w:t xml:space="preserve"> </w:t>
+      </w:r>
+      <w:r>
+        <w:rPr>
+          <w:b/>
+          <w:bCs/>
+        </w:rPr>
+        <w:t xml:space="preserve">new only</w:t>
+      </w:r>
+      <w:r>
+        <w:t xml:space="preserve">. Immediate update? →</w:t>
+      </w:r>
+      <w:r>
+        <w:t xml:space="preserve"> </w:t>
+      </w:r>
+      <w:r>
+        <w:rPr>
+          <w:b/>
+          <w:bCs/>
+        </w:rPr>
+        <w:t xml:space="preserve">old and new</w:t>
+      </w:r>
+      <w:r>
+        <w:t xml:space="preserve">.</w:t>
+      </w:r>
+      <w:r>
+        <w:t xml:space="preserve"> </w:t>
+      </w:r>
+      <w:r>
+        <w:t xml:space="preserve">20. Same crash: an uncommitted write under</w:t>
+      </w:r>
+      <w:r>
+        <w:t xml:space="preserve"> </w:t>
+      </w:r>
+      <w:r>
+        <w:rPr>
+          <w:b/>
+          <w:bCs/>
+        </w:rPr>
+        <w:t xml:space="preserve">deferred</w:t>
+      </w:r>
+      <w:r>
+        <w:t xml:space="preserve"> </w:t>
+      </w:r>
+      <w:r>
+        <w:t xml:space="preserve">update needs →</w:t>
+      </w:r>
+      <w:r>
+        <w:t xml:space="preserve"> </w:t>
+      </w:r>
+      <w:r>
+        <w:rPr>
+          <w:b/>
+          <w:bCs/>
+        </w:rPr>
+        <w:t xml:space="preserve">nothing</w:t>
+      </w:r>
+      <w:r>
+        <w:t xml:space="preserve">;</w:t>
+      </w:r>
+      <w:r>
+        <w:t xml:space="preserve"> </w:t>
+      </w:r>
+      <w:r>
+        <w:t xml:space="preserve">under</w:t>
+      </w:r>
+      <w:r>
+        <w:t xml:space="preserve"> </w:t>
+      </w:r>
+      <w:r>
+        <w:rPr>
+          <w:b/>
+          <w:bCs/>
+        </w:rPr>
+        <w:t xml:space="preserve">immediate</w:t>
+      </w:r>
+      <w:r>
+        <w:t xml:space="preserve"> </w:t>
+      </w:r>
+      <w:r>
+        <w:t xml:space="preserve">update needs →</w:t>
+      </w:r>
+      <w:r>
+        <w:t xml:space="preserve"> </w:t>
+      </w:r>
+      <w:r>
+        <w:rPr>
+          <w:b/>
+          <w:bCs/>
+        </w:rPr>
+        <w:t xml:space="preserve">UNDO</w:t>
+      </w:r>
+      <w:r>
+        <w:t xml:space="preserve">.</w:t>
+      </w:r>
+      <w:r>
+        <w:t xml:space="preserve"> </w:t>
+      </w:r>
+      <w:r>
+        <w:t xml:space="preserve">21. In ARIES, Redo starts at the ___ , not the checkpoint LSN →</w:t>
+      </w:r>
+      <w:r>
+        <w:t xml:space="preserve"> </w:t>
+      </w:r>
+      <w:r>
+        <w:rPr>
+          <w:b/>
+          <w:bCs/>
+        </w:rPr>
+        <w:t xml:space="preserve">RedoLSN (min</w:t>
+      </w:r>
+      <w:r>
+        <w:rPr>
+          <w:b/>
+          <w:bCs/>
+        </w:rPr>
+        <w:t xml:space="preserve"> </w:t>
+      </w:r>
+      <w:r>
+        <w:rPr>
+          <w:b/>
+          <w:bCs/>
+        </w:rPr>
+        <w:t xml:space="preserve">recLSN in the DPT)</w:t>
+      </w:r>
+      <w:r>
+        <w:t xml:space="preserve">.</w:t>
+      </w:r>
+      <w:r>
+        <w:t xml:space="preserve"> </w:t>
+      </w:r>
+      <w:r>
+        <w:t xml:space="preserve">22. The Undo phase follows which back-pointer to walk a loser’s changes? →</w:t>
+      </w:r>
+      <w:r>
+        <w:t xml:space="preserve"> </w:t>
+      </w:r>
+      <w:r>
+        <w:rPr>
+          <w:b/>
+          <w:bCs/>
+        </w:rPr>
+        <w:t xml:space="preserve">prevLSN</w:t>
+      </w:r>
+      <w:r>
+        <w:t xml:space="preserve">.</w:t>
+      </w:r>
+      <w:r>
+        <w:t xml:space="preserve"> </w:t>
+      </w:r>
+      <w:r>
+        <w:t xml:space="preserve">23. During Redo, a log record is skipped when →</w:t>
+      </w:r>
+      <w:r>
+        <w:t xml:space="preserve"> </w:t>
+      </w:r>
+      <w:r>
+        <w:rPr>
+          <w:b/>
+          <w:bCs/>
+        </w:rPr>
+        <w:t xml:space="preserve">pageLSN ≥ LSN</w:t>
+      </w:r>
+      <w:r>
+        <w:t xml:space="preserve"> </w:t>
+      </w:r>
+      <w:r>
+        <w:t xml:space="preserve">(already applied).</w:t>
+      </w:r>
+    </w:p>
+    <w:p>
+      <w:pPr>
+        <w:pStyle w:val="BodyText"/>
+      </w:pPr>
+      <w:r>
+        <w:rPr>
+          <w:b/>
+          <w:bCs/>
+        </w:rPr>
+        <w:t xml:space="preserve">Worked (do it) — ARIES tables:</w:t>
+      </w:r>
+      <w:r>
+        <w:t xml:space="preserve"> </w:t>
+      </w:r>
+      <w:r>
+        <w:t xml:space="preserve">&gt; Log (LSNs):</w:t>
+      </w:r>
+      <w:r>
+        <w:t xml:space="preserve"> </w:t>
+      </w:r>
+      <w:r>
+        <w:rPr>
+          <w:rStyle w:val="VerbatimChar"/>
+        </w:rPr>
+        <w:t xml:space="preserve">10 ⟨T1,start⟩; 20 ⟨T1,P,..⟩; 30 ⟨CKPT⟩; 40 ⟨T2,start⟩; 50 ⟨T2,Q,..⟩; &gt; 60 ⟨T2,COMMIT⟩; 70 ⟨T3,start⟩; 80 ⟨T3,P,..⟩;</w:t>
+      </w:r>
+      <w:r>
+        <w:t xml:space="preserve"> </w:t>
+      </w:r>
+      <w:r>
+        <w:t xml:space="preserve">CRASH.</w:t>
+      </w:r>
+      <w:r>
+        <w:t xml:space="preserve"> </w:t>
+      </w:r>
+      <w:r>
+        <w:t xml:space="preserve">&gt; → DPT:</w:t>
+      </w:r>
+      <w:r>
+        <w:t xml:space="preserve"> </w:t>
+      </w:r>
+      <w:r>
+        <w:rPr>
+          <w:rStyle w:val="VerbatimChar"/>
+        </w:rPr>
+        <w:t xml:space="preserve">P(recLSN 20), Q(recLSN 50)</w:t>
+      </w:r>
+      <w:r>
+        <w:t xml:space="preserve"> </w:t>
+      </w:r>
+      <w:r>
+        <w:t xml:space="preserve">→</w:t>
+      </w:r>
+      <w:r>
+        <w:t xml:space="preserve"> </w:t>
+      </w:r>
+      <w:r>
+        <w:rPr>
+          <w:b/>
+          <w:bCs/>
+        </w:rPr>
+        <w:t xml:space="preserve">RedoLSN = 20</w:t>
+      </w:r>
+      <w:r>
+        <w:t xml:space="preserve">. Losers =</w:t>
+      </w:r>
+      <w:r>
+        <w:t xml:space="preserve"> </w:t>
+      </w:r>
+      <w:r>
+        <w:rPr>
+          <w:b/>
+          <w:bCs/>
+        </w:rPr>
+        <w:t xml:space="preserve">{T3}</w:t>
+      </w:r>
+      <w:r>
+        <w:t xml:space="preserve"> </w:t>
+      </w:r>
+      <w:r>
+        <w:t xml:space="preserve">(active).</w:t>
+      </w:r>
+      <w:r>
+        <w:t xml:space="preserve"> </w:t>
+      </w:r>
+      <w:r>
+        <w:t xml:space="preserve">&gt; Redo replays 20..80 (incl. T3); Undo rolls back</w:t>
+      </w:r>
+      <w:r>
+        <w:t xml:space="preserve"> </w:t>
+      </w:r>
+      <w:r>
+        <w:rPr>
+          <w:b/>
+          <w:bCs/>
+        </w:rPr>
+        <w:t xml:space="preserve">T3</w:t>
+      </w:r>
+      <w:r>
+        <w:t xml:space="preserve"> </w:t>
+      </w:r>
+      <w:r>
+        <w:t xml:space="preserve">via prevLSN, logging CLRs. ✔</w:t>
+      </w:r>
+    </w:p>
+    <w:p>
       <w:r>
         <w:pict>
           <v:rect style="width:0;height:1.5pt" o:hralign="center" o:hrstd="t" o:hr="t"/>
         </w:pict>
       </w:r>
     </w:p>
-    <w:bookmarkEnd w:id="49"/>
-    <w:bookmarkStart w:id="52" w:name="one-page-revision-sheet"/>
+    <w:bookmarkEnd w:id="55"/>
+    <w:bookmarkStart w:id="58" w:name="one-page-revision-sheet"/>
     <w:p>
       <w:pPr>
         <w:pStyle w:val="Heading2"/>
@@ -7118,7 +8666,7 @@
         <w:t xml:space="preserve">  DIFFERENTIAL (since last FULL; restore = full + latest diff). media recovery = restore + roll forward via log.</w:t>
       </w:r>
     </w:p>
-    <w:bookmarkStart w:id="50" w:name="flash-cards"/>
+    <w:bookmarkStart w:id="56" w:name="flash-cards"/>
     <w:p>
       <w:pPr>
         <w:pStyle w:val="Heading3"/>
@@ -7574,8 +9122,8 @@
         </w:tc>
       </w:tr>
     </w:tbl>
-    <w:bookmarkEnd w:id="50"/>
-    <w:bookmarkStart w:id="51" w:name="spaced-repetition"/>
+    <w:bookmarkEnd w:id="56"/>
+    <w:bookmarkStart w:id="57" w:name="spaced-repetition"/>
     <w:p>
       <w:pPr>
         <w:pStyle w:val="Heading3"/>
@@ -7657,9 +9205,9 @@
         </w:pict>
       </w:r>
     </w:p>
-    <w:bookmarkEnd w:id="51"/>
-    <w:bookmarkEnd w:id="52"/>
-    <w:bookmarkStart w:id="53" w:name="summary"/>
+    <w:bookmarkEnd w:id="57"/>
+    <w:bookmarkEnd w:id="58"/>
+    <w:bookmarkStart w:id="59" w:name="summary"/>
     <w:p>
       <w:pPr>
         <w:pStyle w:val="Heading2"/>
@@ -8219,8 +9767,8 @@
         <w:t xml:space="preserve">and distinguish full/incremental/differential backups — all without notes.</w:t>
       </w:r>
     </w:p>
-    <w:bookmarkEnd w:id="53"/>
-    <w:bookmarkEnd w:id="54"/>
+    <w:bookmarkEnd w:id="59"/>
+    <w:bookmarkEnd w:id="60"/>
     <w:sectPr>
       <w:footnotePr>
         <w:numRestart w:val="eachSect"/>

--- a/SITP/DBMS/Notes/M10_Recovery_Backup.docx
+++ b/SITP/DBMS/Notes/M10_Recovery_Backup.docx
@@ -10717,24 +10717,34 @@
   <w:style w:default="1" w:styleId="Table" w:type="table">
     <w:name w:val="Table"/>
     <w:basedOn w:val="TableNormal"/>
-    <w:semiHidden/>
-    <w:unhideWhenUsed/>
     <w:qFormat/>
     <w:tblPr>
       <w:tblInd w:type="dxa" w:w="0"/>
+      <w:tblBorders>
+        <w:top w:color="808080" w:space="0" w:sz="4" w:val="single"/>
+        <w:left w:color="808080" w:space="0" w:sz="4" w:val="single"/>
+        <w:bottom w:color="808080" w:space="0" w:sz="4" w:val="single"/>
+        <w:right w:color="808080" w:space="0" w:sz="4" w:val="single"/>
+        <w:insideH w:color="BFBFBF" w:space="0" w:sz="4" w:val="single"/>
+        <w:insideV w:color="BFBFBF" w:space="0" w:sz="4" w:val="single"/>
+      </w:tblBorders>
       <w:tblCellMar>
-        <w:top w:type="dxa" w:w="0"/>
+        <w:top w:type="dxa" w:w="40"/>
         <w:left w:type="dxa" w:w="108"/>
-        <w:bottom w:type="dxa" w:w="0"/>
+        <w:bottom w:type="dxa" w:w="40"/>
         <w:right w:type="dxa" w:w="108"/>
       </w:tblCellMar>
     </w:tblPr>
     <w:tblStylePr w:type="firstRow">
+      <w:rPr>
+        <w:b/>
+      </w:rPr>
       <w:tcPr>
+        <w:shd w:color="auto" w:fill="DDEBF7" w:val="clear"/>
         <w:tcBorders>
-          <w:bottom w:val="single"/>
+          <w:bottom w:color="1F4E78" w:space="0" w:sz="8" w:val="single"/>
         </w:tcBorders>
-        <w:vAlign w:val="bottom"/>
+        <w:vAlign w:val="center"/>
       </w:tcPr>
     </w:tblStylePr>
   </w:style>
